--- a/AUDIT.docx
+++ b/AUDIT.docx
@@ -10833,7 +10833,7 @@
           <w:p>
             <w:r/>
             <w:r>
-              <w:t>Релиз v1.2.1</w:t>
+              <w:t>Релиз v1.2.1 и v1.3.0</w:t>
             </w:r>
           </w:p>
         </w:tc>
@@ -10849,7 +10849,83 @@
                 <w:color w:val="224488"/>
                 <w:sz w:val="19"/>
               </w:rPr>
-              <w:t>gh release view v1.2.1</w:t>
+              <w:t>gh release view v1.2.1 v1.3.0</w:t>
+            </w:r>
+            <w:r>
+              <w:t xml:space="preserve">, </w:t>
+            </w:r>
+            <w:r>
+              <w:rPr>
+                <w:rFonts w:ascii="Consolas" w:hAnsi="Consolas"/>
+                <w:color w:val="224488"/>
+                <w:sz w:val="19"/>
+              </w:rPr>
+              <w:t>gh run view</w:t>
+            </w:r>
+            <w:r>
+              <w:t xml:space="preserve"> по тегам</w:t>
+            </w:r>
+          </w:p>
+        </w:tc>
+        <w:tc>
+          <w:tcPr>
+            <w:tcW w:type="dxa" w:w="2880"/>
+          </w:tcPr>
+          <w:p>
+            <w:r/>
+            <w:r>
+              <w:t xml:space="preserve">оба workflow'а зелёные, по 4 ассета (exe / zip / pyz / SHA256SUMS), </w:t>
+            </w:r>
+            <w:r>
+              <w:rPr>
+                <w:rFonts w:ascii="Consolas" w:hAnsi="Consolas"/>
+                <w:color w:val="224488"/>
+                <w:sz w:val="19"/>
+              </w:rPr>
+              <w:t>latest</w:t>
+            </w:r>
+            <w:r>
+              <w:t xml:space="preserve"> → v1.3.0</w:t>
+            </w:r>
+          </w:p>
+        </w:tc>
+      </w:tr>
+      <w:tr>
+        <w:tc>
+          <w:tcPr>
+            <w:tcW w:type="dxa" w:w="2880"/>
+          </w:tcPr>
+          <w:p>
+            <w:r/>
+            <w:r>
+              <w:t>Тег v1.2.0 не перезаписан</w:t>
+            </w:r>
+          </w:p>
+        </w:tc>
+        <w:tc>
+          <w:tcPr>
+            <w:tcW w:type="dxa" w:w="2880"/>
+          </w:tcPr>
+          <w:p>
+            <w:r/>
+            <w:r>
+              <w:rPr>
+                <w:rFonts w:ascii="Consolas" w:hAnsi="Consolas"/>
+                <w:color w:val="224488"/>
+                <w:sz w:val="19"/>
+              </w:rPr>
+              <w:t>git rev-parse 'v1.2.0^{}'</w:t>
+            </w:r>
+            <w:r>
+              <w:t xml:space="preserve">, </w:t>
+            </w:r>
+            <w:r>
+              <w:rPr>
+                <w:rFonts w:ascii="Consolas" w:hAnsi="Consolas"/>
+                <w:color w:val="224488"/>
+                <w:sz w:val="19"/>
+              </w:rPr>
+              <w:t>gh release view v1.2.0</w:t>
             </w:r>
           </w:p>
         </w:tc>

--- a/AUDIT.docx
+++ b/AUDIT.docx
@@ -11088,6 +11088,1500 @@
     <w:p>
       <w:r>
         <w:t xml:space="preserve">  по внешнему тесту.</w:t>
+      </w:r>
+    </w:p>
+    <w:p>
+      <w:pPr>
+        <w:jc w:val="center"/>
+      </w:pPr>
+      <w:r>
+        <w:t>────────────────────────────────────────</w:t>
+      </w:r>
+    </w:p>
+    <w:p>
+      <w:pPr>
+        <w:pStyle w:val="Heading2"/>
+      </w:pPr>
+      <w:r>
+        <w:t>17. Внешние размеченные тесты (RAGTruth, RusHallu-RAG): что сделано и что проверено</w:t>
+      </w:r>
+    </w:p>
+    <w:p>
+      <w:r>
+        <w:t xml:space="preserve">Пакет ставит научную часть на внешние наборы с </w:t>
+      </w:r>
+      <w:r>
+        <w:rPr>
+          <w:b/>
+        </w:rPr>
+        <w:t>человеческой</w:t>
+      </w:r>
+      <w:r>
+        <w:t xml:space="preserve"> спан-разметкой.</w:t>
+      </w:r>
+    </w:p>
+    <w:p>
+      <w:r>
+        <w:t>Правило «внешние наборы — только тест» соблюдено: обучающие команды по-прежнему</w:t>
+      </w:r>
+    </w:p>
+    <w:p>
+      <w:r>
+        <w:t xml:space="preserve">читают только </w:t>
+      </w:r>
+      <w:r>
+        <w:rPr>
+          <w:rFonts w:ascii="Consolas" w:hAnsi="Consolas"/>
+          <w:color w:val="224488"/>
+          <w:sz w:val="19"/>
+        </w:rPr>
+        <w:t>data/demo_pairs.jsonl</w:t>
+      </w:r>
+      <w:r>
+        <w:t xml:space="preserve">, калибровка — из </w:t>
+      </w:r>
+      <w:r>
+        <w:rPr>
+          <w:rFonts w:ascii="Consolas" w:hAnsi="Consolas"/>
+          <w:color w:val="224488"/>
+          <w:sz w:val="19"/>
+        </w:rPr>
+        <w:t>config/</w:t>
+      </w:r>
+      <w:r>
+        <w:t>.</w:t>
+      </w:r>
+    </w:p>
+    <w:p>
+      <w:pPr>
+        <w:pStyle w:val="Heading3"/>
+      </w:pPr>
+      <w:r>
+        <w:t>Реестр: что берём и что исключено (решения в коде, не в переписке)</w:t>
+      </w:r>
+    </w:p>
+    <w:tbl>
+      <w:tblPr>
+        <w:tblStyle w:val="LightGrid-Accent1"/>
+        <w:tblW w:type="auto" w:w="0"/>
+        <w:tblLook w:firstColumn="1" w:firstRow="1" w:lastColumn="0" w:lastRow="0" w:noHBand="0" w:noVBand="1" w:val="04A0"/>
+      </w:tblPr>
+      <w:tblGrid>
+        <w:gridCol w:w="1728"/>
+        <w:gridCol w:w="1728"/>
+        <w:gridCol w:w="1728"/>
+        <w:gridCol w:w="1728"/>
+        <w:gridCol w:w="1728"/>
+      </w:tblGrid>
+      <w:tr>
+        <w:tc>
+          <w:tcPr>
+            <w:tcW w:type="dxa" w:w="1728"/>
+          </w:tcPr>
+          <w:p>
+            <w:r>
+              <w:rPr>
+                <w:b/>
+              </w:rPr>
+            </w:r>
+            <w:r>
+              <w:rPr>
+                <w:b/>
+              </w:rPr>
+              <w:t>Набор</w:t>
+            </w:r>
+          </w:p>
+        </w:tc>
+        <w:tc>
+          <w:tcPr>
+            <w:tcW w:type="dxa" w:w="1728"/>
+          </w:tcPr>
+          <w:p>
+            <w:r>
+              <w:rPr>
+                <w:b/>
+              </w:rPr>
+            </w:r>
+            <w:r>
+              <w:rPr>
+                <w:b/>
+              </w:rPr>
+              <w:t>Язык</w:t>
+            </w:r>
+          </w:p>
+        </w:tc>
+        <w:tc>
+          <w:tcPr>
+            <w:tcW w:type="dxa" w:w="1728"/>
+          </w:tcPr>
+          <w:p>
+            <w:r>
+              <w:rPr>
+                <w:b/>
+              </w:rPr>
+            </w:r>
+            <w:r>
+              <w:rPr>
+                <w:b/>
+              </w:rPr>
+              <w:t>Разметка</w:t>
+            </w:r>
+          </w:p>
+        </w:tc>
+        <w:tc>
+          <w:tcPr>
+            <w:tcW w:type="dxa" w:w="1728"/>
+          </w:tcPr>
+          <w:p>
+            <w:r>
+              <w:rPr>
+                <w:b/>
+              </w:rPr>
+            </w:r>
+            <w:r>
+              <w:rPr>
+                <w:b/>
+              </w:rPr>
+              <w:t>Лицензия</w:t>
+            </w:r>
+          </w:p>
+        </w:tc>
+        <w:tc>
+          <w:tcPr>
+            <w:tcW w:type="dxa" w:w="1728"/>
+          </w:tcPr>
+          <w:p>
+            <w:r>
+              <w:rPr>
+                <w:b/>
+              </w:rPr>
+            </w:r>
+            <w:r>
+              <w:rPr>
+                <w:b/>
+              </w:rPr>
+              <w:t>Решение</w:t>
+            </w:r>
+          </w:p>
+        </w:tc>
+      </w:tr>
+      <w:tr>
+        <w:tc>
+          <w:tcPr>
+            <w:tcW w:type="dxa" w:w="1728"/>
+          </w:tcPr>
+          <w:p>
+            <w:r/>
+            <w:r>
+              <w:t>RAGTruth (</w:t>
+            </w:r>
+            <w:r>
+              <w:rPr>
+                <w:rFonts w:ascii="Consolas" w:hAnsi="Consolas"/>
+                <w:color w:val="224488"/>
+                <w:sz w:val="19"/>
+              </w:rPr>
+              <w:t>ParticleMedia/RAGTruth</w:t>
+            </w:r>
+            <w:r>
+              <w:t>)</w:t>
+            </w:r>
+          </w:p>
+        </w:tc>
+        <w:tc>
+          <w:tcPr>
+            <w:tcW w:type="dxa" w:w="1728"/>
+          </w:tcPr>
+          <w:p>
+            <w:r/>
+            <w:r>
+              <w:t>en</w:t>
+            </w:r>
+          </w:p>
+        </w:tc>
+        <w:tc>
+          <w:tcPr>
+            <w:tcW w:type="dxa" w:w="1728"/>
+          </w:tcPr>
+          <w:p>
+            <w:r/>
+            <w:r>
+              <w:t>human, спан-уровень</w:t>
+            </w:r>
+          </w:p>
+        </w:tc>
+        <w:tc>
+          <w:tcPr>
+            <w:tcW w:type="dxa" w:w="1728"/>
+          </w:tcPr>
+          <w:p>
+            <w:r/>
+            <w:r>
+              <w:t>MIT (файл LICENSE)</w:t>
+            </w:r>
+          </w:p>
+        </w:tc>
+        <w:tc>
+          <w:tcPr>
+            <w:tcW w:type="dxa" w:w="1728"/>
+          </w:tcPr>
+          <w:p>
+            <w:r/>
+            <w:r>
+              <w:t>берём, ядро английского теста</w:t>
+            </w:r>
+          </w:p>
+        </w:tc>
+      </w:tr>
+      <w:tr>
+        <w:tc>
+          <w:tcPr>
+            <w:tcW w:type="dxa" w:w="1728"/>
+          </w:tcPr>
+          <w:p>
+            <w:r/>
+            <w:r>
+              <w:t>RusHallu-RAG (</w:t>
+            </w:r>
+            <w:r>
+              <w:rPr>
+                <w:rFonts w:ascii="Consolas" w:hAnsi="Consolas"/>
+                <w:color w:val="224488"/>
+                <w:sz w:val="19"/>
+              </w:rPr>
+              <w:t>feudor2/RusHallu-RAG</w:t>
+            </w:r>
+            <w:r>
+              <w:t>)</w:t>
+            </w:r>
+          </w:p>
+        </w:tc>
+        <w:tc>
+          <w:tcPr>
+            <w:tcW w:type="dxa" w:w="1728"/>
+          </w:tcPr>
+          <w:p>
+            <w:r/>
+            <w:r>
+              <w:t>ru</w:t>
+            </w:r>
+          </w:p>
+        </w:tc>
+        <w:tc>
+          <w:tcPr>
+            <w:tcW w:type="dxa" w:w="1728"/>
+          </w:tcPr>
+          <w:p>
+            <w:r/>
+            <w:r>
+              <w:t>human, спан-уровень + типы</w:t>
+            </w:r>
+          </w:p>
+        </w:tc>
+        <w:tc>
+          <w:tcPr>
+            <w:tcW w:type="dxa" w:w="1728"/>
+          </w:tcPr>
+          <w:p>
+            <w:r/>
+            <w:r>
+              <w:t>не подтверждена</w:t>
+            </w:r>
+          </w:p>
+        </w:tc>
+        <w:tc>
+          <w:tcPr>
+            <w:tcW w:type="dxa" w:w="1728"/>
+          </w:tcPr>
+          <w:p>
+            <w:r/>
+            <w:r>
+              <w:t>берём как русский тест, сырьё не публикуем</w:t>
+            </w:r>
+          </w:p>
+        </w:tc>
+      </w:tr>
+      <w:tr>
+        <w:tc>
+          <w:tcPr>
+            <w:tcW w:type="dxa" w:w="1728"/>
+          </w:tcPr>
+          <w:p>
+            <w:r/>
+            <w:r>
+              <w:t>HaluEval LLM Spans</w:t>
+            </w:r>
+          </w:p>
+        </w:tc>
+        <w:tc>
+          <w:tcPr>
+            <w:tcW w:type="dxa" w:w="1728"/>
+          </w:tcPr>
+          <w:p>
+            <w:r/>
+            <w:r>
+              <w:t>en</w:t>
+            </w:r>
+          </w:p>
+        </w:tc>
+        <w:tc>
+          <w:tcPr>
+            <w:tcW w:type="dxa" w:w="1728"/>
+          </w:tcPr>
+          <w:p>
+            <w:r/>
+            <w:r>
+              <w:rPr>
+                <w:b/>
+              </w:rPr>
+              <w:t>llm</w:t>
+            </w:r>
+            <w:r>
+              <w:t xml:space="preserve"> (Qwen2.5-72B)</w:t>
+            </w:r>
+          </w:p>
+        </w:tc>
+        <w:tc>
+          <w:tcPr>
+            <w:tcW w:type="dxa" w:w="1728"/>
+          </w:tcPr>
+          <w:p>
+            <w:r/>
+            <w:r>
+              <w:t>Apache-2.0</w:t>
+            </w:r>
+          </w:p>
+        </w:tc>
+        <w:tc>
+          <w:tcPr>
+            <w:tcW w:type="dxa" w:w="1728"/>
+          </w:tcPr>
+          <w:p>
+            <w:r/>
+            <w:r>
+              <w:t>вспомогательный, помечать происхождение</w:t>
+            </w:r>
+          </w:p>
+        </w:tc>
+      </w:tr>
+      <w:tr>
+        <w:tc>
+          <w:tcPr>
+            <w:tcW w:type="dxa" w:w="1728"/>
+          </w:tcPr>
+          <w:p>
+            <w:r/>
+            <w:r>
+              <w:t>rag-bioasq-lettucedetect</w:t>
+            </w:r>
+          </w:p>
+        </w:tc>
+        <w:tc>
+          <w:tcPr>
+            <w:tcW w:type="dxa" w:w="1728"/>
+          </w:tcPr>
+          <w:p>
+            <w:r/>
+            <w:r>
+              <w:t>en</w:t>
+            </w:r>
+          </w:p>
+        </w:tc>
+        <w:tc>
+          <w:tcPr>
+            <w:tcW w:type="dxa" w:w="1728"/>
+          </w:tcPr>
+          <w:p>
+            <w:r/>
+            <w:r>
+              <w:rPr>
+                <w:b/>
+              </w:rPr>
+              <w:t>auto</w:t>
+            </w:r>
+          </w:p>
+        </w:tc>
+        <w:tc>
+          <w:tcPr>
+            <w:tcW w:type="dxa" w:w="1728"/>
+          </w:tcPr>
+          <w:p>
+            <w:r/>
+            <w:r>
+              <w:t>MIT</w:t>
+            </w:r>
+          </w:p>
+        </w:tc>
+        <w:tc>
+          <w:tcPr>
+            <w:tcW w:type="dxa" w:w="1728"/>
+          </w:tcPr>
+          <w:p>
+            <w:r/>
+            <w:r>
+              <w:t>вспомогательный</w:t>
+            </w:r>
+          </w:p>
+        </w:tc>
+      </w:tr>
+      <w:tr>
+        <w:tc>
+          <w:tcPr>
+            <w:tcW w:type="dxa" w:w="1728"/>
+          </w:tcPr>
+          <w:p>
+            <w:r/>
+            <w:r>
+              <w:t>HaDes, HDM-Bench, FAVA, legalbench-ru, Ru-Legal-QA-v1, SberQuAD-зеркало</w:t>
+            </w:r>
+          </w:p>
+        </w:tc>
+        <w:tc>
+          <w:tcPr>
+            <w:tcW w:type="dxa" w:w="1728"/>
+          </w:tcPr>
+          <w:p>
+            <w:r/>
+            <w:r>
+              <w:t>—</w:t>
+            </w:r>
+          </w:p>
+        </w:tc>
+        <w:tc>
+          <w:tcPr>
+            <w:tcW w:type="dxa" w:w="1728"/>
+          </w:tcPr>
+          <w:p>
+            <w:r/>
+            <w:r>
+              <w:t>—</w:t>
+            </w:r>
+          </w:p>
+        </w:tc>
+        <w:tc>
+          <w:tcPr>
+            <w:tcW w:type="dxa" w:w="1728"/>
+          </w:tcPr>
+          <w:p>
+            <w:r/>
+            <w:r>
+              <w:t>—</w:t>
+            </w:r>
+          </w:p>
+        </w:tc>
+        <w:tc>
+          <w:tcPr>
+            <w:tcW w:type="dxa" w:w="1728"/>
+          </w:tcPr>
+          <w:p>
+            <w:r/>
+            <w:r>
+              <w:t xml:space="preserve">исключены с причинами в </w:t>
+            </w:r>
+            <w:r>
+              <w:rPr>
+                <w:rFonts w:ascii="Consolas" w:hAnsi="Consolas"/>
+                <w:color w:val="224488"/>
+                <w:sz w:val="19"/>
+              </w:rPr>
+              <w:t>scripts/fetch_external_tests.py</w:t>
+            </w:r>
+          </w:p>
+        </w:tc>
+      </w:tr>
+    </w:tbl>
+    <w:p/>
+    <w:p>
+      <w:pPr>
+        <w:pStyle w:val="Heading3"/>
+      </w:pPr>
+      <w:r>
+        <w:t>Контрольные числа: сверка с внешней проверкой</w:t>
+      </w:r>
+    </w:p>
+    <w:tbl>
+      <w:tblPr>
+        <w:tblStyle w:val="LightGrid-Accent1"/>
+        <w:tblW w:type="auto" w:w="0"/>
+        <w:tblLook w:firstColumn="1" w:firstRow="1" w:lastColumn="0" w:lastRow="0" w:noHBand="0" w:noVBand="1" w:val="04A0"/>
+      </w:tblPr>
+      <w:tblGrid>
+        <w:gridCol w:w="2160"/>
+        <w:gridCol w:w="2160"/>
+        <w:gridCol w:w="2160"/>
+        <w:gridCol w:w="2160"/>
+      </w:tblGrid>
+      <w:tr>
+        <w:tc>
+          <w:tcPr>
+            <w:tcW w:type="dxa" w:w="2160"/>
+          </w:tcPr>
+          <w:p>
+            <w:r>
+              <w:rPr>
+                <w:b/>
+              </w:rPr>
+            </w:r>
+            <w:r>
+              <w:rPr>
+                <w:b/>
+              </w:rPr>
+              <w:t>Что</w:t>
+            </w:r>
+          </w:p>
+        </w:tc>
+        <w:tc>
+          <w:tcPr>
+            <w:tcW w:type="dxa" w:w="2160"/>
+          </w:tcPr>
+          <w:p>
+            <w:r>
+              <w:rPr>
+                <w:b/>
+              </w:rPr>
+            </w:r>
+            <w:r>
+              <w:rPr>
+                <w:b/>
+              </w:rPr>
+              <w:t>Эталон проверяющего</w:t>
+            </w:r>
+          </w:p>
+        </w:tc>
+        <w:tc>
+          <w:tcPr>
+            <w:tcW w:type="dxa" w:w="2160"/>
+          </w:tcPr>
+          <w:p>
+            <w:r>
+              <w:rPr>
+                <w:b/>
+              </w:rPr>
+            </w:r>
+            <w:r>
+              <w:rPr>
+                <w:b/>
+              </w:rPr>
+              <w:t>У нас</w:t>
+            </w:r>
+          </w:p>
+        </w:tc>
+        <w:tc>
+          <w:tcPr>
+            <w:tcW w:type="dxa" w:w="2160"/>
+          </w:tcPr>
+          <w:p>
+            <w:r>
+              <w:rPr>
+                <w:b/>
+              </w:rPr>
+            </w:r>
+            <w:r>
+              <w:rPr>
+                <w:b/>
+              </w:rPr>
+              <w:t>Итог</w:t>
+            </w:r>
+          </w:p>
+        </w:tc>
+      </w:tr>
+      <w:tr>
+        <w:tc>
+          <w:tcPr>
+            <w:tcW w:type="dxa" w:w="2160"/>
+          </w:tcPr>
+          <w:p>
+            <w:r/>
+            <w:r>
+              <w:t>RAGTruth: ответов / источников / спанов</w:t>
+            </w:r>
+          </w:p>
+        </w:tc>
+        <w:tc>
+          <w:tcPr>
+            <w:tcW w:type="dxa" w:w="2160"/>
+          </w:tcPr>
+          <w:p>
+            <w:r/>
+            <w:r>
+              <w:t>17 790 / 2965 / 14 289</w:t>
+            </w:r>
+          </w:p>
+        </w:tc>
+        <w:tc>
+          <w:tcPr>
+            <w:tcW w:type="dxa" w:w="2160"/>
+          </w:tcPr>
+          <w:p>
+            <w:r/>
+            <w:r>
+              <w:t>17 790 / 2965 / 14 289</w:t>
+            </w:r>
+          </w:p>
+        </w:tc>
+        <w:tc>
+          <w:tcPr>
+            <w:tcW w:type="dxa" w:w="2160"/>
+          </w:tcPr>
+          <w:p>
+            <w:r/>
+            <w:r>
+              <w:t>совпало</w:t>
+            </w:r>
+          </w:p>
+        </w:tc>
+      </w:tr>
+      <w:tr>
+        <w:tc>
+          <w:tcPr>
+            <w:tcW w:type="dxa" w:w="2160"/>
+          </w:tcPr>
+          <w:p>
+            <w:r/>
+            <w:r>
+              <w:t>RAGTruth: смещения совпадают</w:t>
+            </w:r>
+          </w:p>
+        </w:tc>
+        <w:tc>
+          <w:tcPr>
+            <w:tcW w:type="dxa" w:w="2160"/>
+          </w:tcPr>
+          <w:p>
+            <w:r/>
+            <w:r>
+              <w:t>14 289 из 14 289</w:t>
+            </w:r>
+          </w:p>
+        </w:tc>
+        <w:tc>
+          <w:tcPr>
+            <w:tcW w:type="dxa" w:w="2160"/>
+          </w:tcPr>
+          <w:p>
+            <w:r/>
+            <w:r>
+              <w:t>14 289 из 14 289</w:t>
+            </w:r>
+          </w:p>
+        </w:tc>
+        <w:tc>
+          <w:tcPr>
+            <w:tcW w:type="dxa" w:w="2160"/>
+          </w:tcPr>
+          <w:p>
+            <w:r/>
+            <w:r>
+              <w:t>совпало</w:t>
+            </w:r>
+          </w:p>
+        </w:tc>
+      </w:tr>
+      <w:tr>
+        <w:tc>
+          <w:tcPr>
+            <w:tcW w:type="dxa" w:w="2160"/>
+          </w:tcPr>
+          <w:p>
+            <w:r/>
+            <w:r>
+              <w:t>RAGTruth: типы меток</w:t>
+            </w:r>
+          </w:p>
+        </w:tc>
+        <w:tc>
+          <w:tcPr>
+            <w:tcW w:type="dxa" w:w="2160"/>
+          </w:tcPr>
+          <w:p>
+            <w:r/>
+            <w:r>
+              <w:t>EB Info 6237, E Conflict 5324, SB Info 2527, S Conflict 201</w:t>
+            </w:r>
+          </w:p>
+        </w:tc>
+        <w:tc>
+          <w:tcPr>
+            <w:tcW w:type="dxa" w:w="2160"/>
+          </w:tcPr>
+          <w:p>
+            <w:r/>
+            <w:r>
+              <w:t>те же</w:t>
+            </w:r>
+          </w:p>
+        </w:tc>
+        <w:tc>
+          <w:tcPr>
+            <w:tcW w:type="dxa" w:w="2160"/>
+          </w:tcPr>
+          <w:p>
+            <w:r/>
+            <w:r>
+              <w:t>совпало</w:t>
+            </w:r>
+          </w:p>
+        </w:tc>
+      </w:tr>
+      <w:tr>
+        <w:tc>
+          <w:tcPr>
+            <w:tcW w:type="dxa" w:w="2160"/>
+          </w:tcPr>
+          <w:p>
+            <w:r/>
+            <w:r>
+              <w:t>RAGTruth: сплиты / качество / задачи</w:t>
+            </w:r>
+          </w:p>
+        </w:tc>
+        <w:tc>
+          <w:tcPr>
+            <w:tcW w:type="dxa" w:w="2160"/>
+          </w:tcPr>
+          <w:p>
+            <w:r/>
+            <w:r>
+              <w:t>train 15090, test 2700 / good 17617, refusal 144, truncated 29 / QA 989, Summary 943, Data2txt 1033</w:t>
+            </w:r>
+          </w:p>
+        </w:tc>
+        <w:tc>
+          <w:tcPr>
+            <w:tcW w:type="dxa" w:w="2160"/>
+          </w:tcPr>
+          <w:p>
+            <w:r/>
+            <w:r>
+              <w:t>те же</w:t>
+            </w:r>
+          </w:p>
+        </w:tc>
+        <w:tc>
+          <w:tcPr>
+            <w:tcW w:type="dxa" w:w="2160"/>
+          </w:tcPr>
+          <w:p>
+            <w:r/>
+            <w:r>
+              <w:t>совпало</w:t>
+            </w:r>
+          </w:p>
+        </w:tc>
+      </w:tr>
+      <w:tr>
+        <w:tc>
+          <w:tcPr>
+            <w:tcW w:type="dxa" w:w="2160"/>
+          </w:tcPr>
+          <w:p>
+            <w:r/>
+            <w:r>
+              <w:t>RAGTruth: test QA (good)</w:t>
+            </w:r>
+          </w:p>
+        </w:tc>
+        <w:tc>
+          <w:tcPr>
+            <w:tcW w:type="dxa" w:w="2160"/>
+          </w:tcPr>
+          <w:p>
+            <w:r/>
+            <w:r>
+              <w:t>875 / 150 источников / 160 с галлюц. / 235 спанов</w:t>
+            </w:r>
+          </w:p>
+        </w:tc>
+        <w:tc>
+          <w:tcPr>
+            <w:tcW w:type="dxa" w:w="2160"/>
+          </w:tcPr>
+          <w:p>
+            <w:r/>
+            <w:r>
+              <w:t>875 / 150 / 160 / 235</w:t>
+            </w:r>
+          </w:p>
+        </w:tc>
+        <w:tc>
+          <w:tcPr>
+            <w:tcW w:type="dxa" w:w="2160"/>
+          </w:tcPr>
+          <w:p>
+            <w:r/>
+            <w:r>
+              <w:t>совпало</w:t>
+            </w:r>
+          </w:p>
+        </w:tc>
+      </w:tr>
+      <w:tr>
+        <w:tc>
+          <w:tcPr>
+            <w:tcW w:type="dxa" w:w="2160"/>
+          </w:tcPr>
+          <w:p>
+            <w:r/>
+            <w:r>
+              <w:t>RusHallu-RAG</w:t>
+            </w:r>
+          </w:p>
+        </w:tc>
+        <w:tc>
+          <w:tcPr>
+            <w:tcW w:type="dxa" w:w="2160"/>
+          </w:tcPr>
+          <w:p>
+            <w:r/>
+            <w:r>
+              <w:t>1000 / 667 / 333 / 423</w:t>
+            </w:r>
+          </w:p>
+        </w:tc>
+        <w:tc>
+          <w:tcPr>
+            <w:tcW w:type="dxa" w:w="2160"/>
+          </w:tcPr>
+          <w:p>
+            <w:r/>
+            <w:r>
+              <w:t>1000 / 667 / 333 / 423</w:t>
+            </w:r>
+          </w:p>
+        </w:tc>
+        <w:tc>
+          <w:tcPr>
+            <w:tcW w:type="dxa" w:w="2160"/>
+          </w:tcPr>
+          <w:p>
+            <w:r/>
+            <w:r>
+              <w:t>совпало</w:t>
+            </w:r>
+          </w:p>
+        </w:tc>
+      </w:tr>
+    </w:tbl>
+    <w:p/>
+    <w:p>
+      <w:pPr>
+        <w:pStyle w:val="Heading3"/>
+      </w:pPr>
+      <w:r>
+        <w:t>Одно расхождение с описанием в команде, найденное по факту</w:t>
+      </w:r>
+    </w:p>
+    <w:p>
+      <w:r>
+        <w:t>В задании сказано: «`</w:t>
+      </w:r>
+      <w:r>
+        <w:rPr>
+          <w:rFonts w:ascii="Consolas" w:hAnsi="Consolas"/>
+          <w:color w:val="224488"/>
+          <w:sz w:val="19"/>
+        </w:rPr>
+        <w:t>source_info</w:t>
+      </w:r>
+      <w:r>
+        <w:t>` — это документ-контекст». Фактически поле</w:t>
+      </w:r>
+    </w:p>
+    <w:p>
+      <w:r>
+        <w:t xml:space="preserve">неоднородно: у Summary это строка, у </w:t>
+      </w:r>
+      <w:r>
+        <w:rPr>
+          <w:b/>
+        </w:rPr>
+        <w:t>QA</w:t>
+      </w:r>
+      <w:r>
+        <w:t xml:space="preserve"> — словарь</w:t>
+      </w:r>
+    </w:p>
+    <w:p>
+      <w:r>
+        <w:t>`</w:t>
+      </w:r>
+      <w:r>
+        <w:rPr>
+          <w:rFonts w:ascii="Consolas" w:hAnsi="Consolas"/>
+          <w:color w:val="224488"/>
+          <w:sz w:val="19"/>
+        </w:rPr>
+        <w:t>{"question", "passages"}</w:t>
+      </w:r>
+      <w:r>
+        <w:t xml:space="preserve">`, у </w:t>
+      </w:r>
+      <w:r>
+        <w:rPr>
+          <w:b/>
+        </w:rPr>
+        <w:t>Data2txt</w:t>
+      </w:r>
+      <w:r>
+        <w:t xml:space="preserve"> — карточка из девяти полей</w:t>
+      </w:r>
+    </w:p>
+    <w:p>
+      <w:r>
+        <w:t>(проверено на всех 2965 источниках). Если брать поле «как есть», у QA контекстом</w:t>
+      </w:r>
+    </w:p>
+    <w:p>
+      <w:r>
+        <w:t>становится вопрос, а не пассажи, и оценка превращается в бессмыслицу. В адаптере</w:t>
+      </w:r>
+    </w:p>
+    <w:p>
+      <w:r>
+        <w:t>контекст извлекается явно (для QA — пассажи, для Data2txt — строки «ключ: значение»),</w:t>
+      </w:r>
+    </w:p>
+    <w:p>
+      <w:r>
+        <w:t>и это покрыто тестами.</w:t>
+      </w:r>
+    </w:p>
+    <w:p>
+      <w:pPr>
+        <w:pStyle w:val="Heading3"/>
+      </w:pPr>
+      <w:r>
+        <w:t>Что проверено и чем</w:t>
+      </w:r>
+    </w:p>
+    <w:tbl>
+      <w:tblPr>
+        <w:tblStyle w:val="LightGrid-Accent1"/>
+        <w:tblW w:type="auto" w:w="0"/>
+        <w:tblLook w:firstColumn="1" w:firstRow="1" w:lastColumn="0" w:lastRow="0" w:noHBand="0" w:noVBand="1" w:val="04A0"/>
+      </w:tblPr>
+      <w:tblGrid>
+        <w:gridCol w:w="2880"/>
+        <w:gridCol w:w="2880"/>
+        <w:gridCol w:w="2880"/>
+      </w:tblGrid>
+      <w:tr>
+        <w:tc>
+          <w:tcPr>
+            <w:tcW w:type="dxa" w:w="2880"/>
+          </w:tcPr>
+          <w:p>
+            <w:r>
+              <w:rPr>
+                <w:b/>
+              </w:rPr>
+            </w:r>
+            <w:r>
+              <w:rPr>
+                <w:b/>
+              </w:rPr>
+              <w:t>Пункт</w:t>
+            </w:r>
+          </w:p>
+        </w:tc>
+        <w:tc>
+          <w:tcPr>
+            <w:tcW w:type="dxa" w:w="2880"/>
+          </w:tcPr>
+          <w:p>
+            <w:r>
+              <w:rPr>
+                <w:b/>
+              </w:rPr>
+            </w:r>
+            <w:r>
+              <w:rPr>
+                <w:b/>
+              </w:rPr>
+              <w:t>Команда</w:t>
+            </w:r>
+          </w:p>
+        </w:tc>
+        <w:tc>
+          <w:tcPr>
+            <w:tcW w:type="dxa" w:w="2880"/>
+          </w:tcPr>
+          <w:p>
+            <w:r>
+              <w:rPr>
+                <w:b/>
+              </w:rPr>
+            </w:r>
+            <w:r>
+              <w:rPr>
+                <w:b/>
+              </w:rPr>
+              <w:t>Вывод</w:t>
+            </w:r>
+          </w:p>
+        </w:tc>
+      </w:tr>
+      <w:tr>
+        <w:tc>
+          <w:tcPr>
+            <w:tcW w:type="dxa" w:w="2880"/>
+          </w:tcPr>
+          <w:p>
+            <w:r/>
+            <w:r>
+              <w:t>Загрузка с пинами и хешами</w:t>
+            </w:r>
+          </w:p>
+        </w:tc>
+        <w:tc>
+          <w:tcPr>
+            <w:tcW w:type="dxa" w:w="2880"/>
+          </w:tcPr>
+          <w:p>
+            <w:r/>
+            <w:r>
+              <w:rPr>
+                <w:rFonts w:ascii="Consolas" w:hAnsi="Consolas"/>
+                <w:color w:val="224488"/>
+                <w:sz w:val="19"/>
+              </w:rPr>
+              <w:t>python scripts/fetch_external_tests.py --all --out data/external --verify --adapt</w:t>
+            </w:r>
+          </w:p>
+        </w:tc>
+        <w:tc>
+          <w:tcPr>
+            <w:tcW w:type="dxa" w:w="2880"/>
+          </w:tcPr>
+          <w:p>
+            <w:r/>
+            <w:r>
+              <w:t>SHA256 обоих файлов RAGTruth и обоих CSV RusHallu совпали; все контрольные числа сошлись</w:t>
+            </w:r>
+          </w:p>
+        </w:tc>
+      </w:tr>
+      <w:tr>
+        <w:tc>
+          <w:tcPr>
+            <w:tcW w:type="dxa" w:w="2880"/>
+          </w:tcPr>
+          <w:p>
+            <w:r/>
+            <w:r>
+              <w:t>Адаптер RAGTruth</w:t>
+            </w:r>
+          </w:p>
+        </w:tc>
+        <w:tc>
+          <w:tcPr>
+            <w:tcW w:type="dxa" w:w="2880"/>
+          </w:tcPr>
+          <w:p>
+            <w:r/>
+            <w:r>
+              <w:t xml:space="preserve">срез </w:t>
+            </w:r>
+            <w:r>
+              <w:rPr>
+                <w:rFonts w:ascii="Consolas" w:hAnsi="Consolas"/>
+                <w:color w:val="224488"/>
+                <w:sz w:val="19"/>
+              </w:rPr>
+              <w:t>answer[start:end]</w:t>
+            </w:r>
+            <w:r>
+              <w:t xml:space="preserve"> по каждой метке</w:t>
+            </w:r>
+          </w:p>
+        </w:tc>
+        <w:tc>
+          <w:tcPr>
+            <w:tcW w:type="dxa" w:w="2880"/>
+          </w:tcPr>
+          <w:p>
+            <w:r/>
+            <w:r>
+              <w:t>14 289 из 14 289; в фикстуре 36 из 36</w:t>
+            </w:r>
+          </w:p>
+        </w:tc>
+      </w:tr>
+      <w:tr>
+        <w:tc>
+          <w:tcPr>
+            <w:tcW w:type="dxa" w:w="2880"/>
+          </w:tcPr>
+          <w:p>
+            <w:r/>
+            <w:r>
+              <w:t>Адаптер RusHallu</w:t>
+            </w:r>
+          </w:p>
+        </w:tc>
+        <w:tc>
+          <w:tcPr>
+            <w:tcW w:type="dxa" w:w="2880"/>
+          </w:tcPr>
+          <w:p>
+            <w:r/>
+            <w:r>
+              <w:t>то же</w:t>
+            </w:r>
+          </w:p>
+        </w:tc>
+        <w:tc>
+          <w:tcPr>
+            <w:tcW w:type="dxa" w:w="2880"/>
+          </w:tcPr>
+          <w:p>
+            <w:r/>
+            <w:r>
+              <w:t>423 из 423, неоднозначных смещений 1</w:t>
+            </w:r>
+          </w:p>
+        </w:tc>
+      </w:tr>
+      <w:tr>
+        <w:tc>
+          <w:tcPr>
+            <w:tcW w:type="dxa" w:w="2880"/>
+          </w:tcPr>
+          <w:p>
+            <w:r/>
+            <w:r>
+              <w:t>Ядро принимает адаптированные файлы без правок</w:t>
+            </w:r>
+          </w:p>
+        </w:tc>
+        <w:tc>
+          <w:tcPr>
+            <w:tcW w:type="dxa" w:w="2880"/>
+          </w:tcPr>
+          <w:p>
+            <w:r/>
+            <w:r>
+              <w:rPr>
+                <w:rFonts w:ascii="Consolas" w:hAnsi="Consolas"/>
+                <w:color w:val="224488"/>
+                <w:sz w:val="19"/>
+              </w:rPr>
+              <w:t>python -m spanverify evaluate --dataset data/external/adapted/ragtruth_qa_test.jsonl</w:t>
+            </w:r>
+          </w:p>
+        </w:tc>
+        <w:tc>
+          <w:tcPr>
+            <w:tcW w:type="dxa" w:w="2880"/>
+          </w:tcPr>
+          <w:p>
+            <w:r/>
+            <w:r>
+              <w:t>«Пар: 875», метрики считаются, код 0</w:t>
+            </w:r>
+          </w:p>
+        </w:tc>
+      </w:tr>
+      <w:tr>
+        <w:tc>
+          <w:tcPr>
+            <w:tcW w:type="dxa" w:w="2880"/>
+          </w:tcPr>
+          <w:p>
+            <w:r/>
+            <w:r>
+              <w:t>Прогон оценки</w:t>
+            </w:r>
+          </w:p>
+        </w:tc>
+        <w:tc>
+          <w:tcPr>
+            <w:tcW w:type="dxa" w:w="2880"/>
+          </w:tcPr>
+          <w:p>
+            <w:r/>
+            <w:r>
+              <w:rPr>
+                <w:rFonts w:ascii="Consolas" w:hAnsi="Consolas"/>
+                <w:color w:val="224488"/>
+                <w:sz w:val="19"/>
+              </w:rPr>
+              <w:t>python scripts/external_eval.py --dataset ragtruth --task qa --split test --mode demo --json …</w:t>
+            </w:r>
+          </w:p>
+        </w:tc>
+        <w:tc>
+          <w:tcPr>
+            <w:tcW w:type="dxa" w:w="2880"/>
+          </w:tcPr>
+          <w:p>
+            <w:r/>
+            <w:r>
+              <w:t xml:space="preserve">token F1 0.204, FPR 0.169, AUC 0.717; их accuracy 0.010; baseline </w:t>
+            </w:r>
+            <w:r>
+              <w:rPr>
+                <w:rFonts w:ascii="Consolas" w:hAnsi="Consolas"/>
+                <w:color w:val="224488"/>
+                <w:sz w:val="19"/>
+              </w:rPr>
+              <w:t>null</w:t>
+            </w:r>
+          </w:p>
+        </w:tc>
+      </w:tr>
+      <w:tr>
+        <w:tc>
+          <w:tcPr>
+            <w:tcW w:type="dxa" w:w="2880"/>
+          </w:tcPr>
+          <w:p>
+            <w:r/>
+            <w:r>
+              <w:t>Прогон на русском наборе</w:t>
+            </w:r>
+          </w:p>
+        </w:tc>
+        <w:tc>
+          <w:tcPr>
+            <w:tcW w:type="dxa" w:w="2880"/>
+          </w:tcPr>
+          <w:p>
+            <w:r/>
+            <w:r>
+              <w:rPr>
+                <w:rFonts w:ascii="Consolas" w:hAnsi="Consolas"/>
+                <w:color w:val="224488"/>
+                <w:sz w:val="19"/>
+              </w:rPr>
+              <w:t>python scripts/external_eval.py --dataset rushallu --mode demo</w:t>
+            </w:r>
+          </w:p>
+        </w:tc>
+        <w:tc>
+          <w:tcPr>
+            <w:tcW w:type="dxa" w:w="2880"/>
+          </w:tcPr>
+          <w:p>
+            <w:r/>
+            <w:r>
+              <w:t>token F1 0.127, их accuracy 0.424, ROUGE-L 0.533</w:t>
+            </w:r>
+          </w:p>
+        </w:tc>
+      </w:tr>
+      <w:tr>
+        <w:tc>
+          <w:tcPr>
+            <w:tcW w:type="dxa" w:w="2880"/>
+          </w:tcPr>
+          <w:p>
+            <w:r/>
+            <w:r>
+              <w:t>Числа отчёта сходятся с файлом чисел</w:t>
+            </w:r>
+          </w:p>
+        </w:tc>
+        <w:tc>
+          <w:tcPr>
+            <w:tcW w:type="dxa" w:w="2880"/>
+          </w:tcPr>
+          <w:p>
+            <w:r/>
+            <w:r>
+              <w:rPr>
+                <w:rFonts w:ascii="Consolas" w:hAnsi="Consolas"/>
+                <w:color w:val="224488"/>
+                <w:sz w:val="19"/>
+              </w:rPr>
+              <w:t>python scripts/check_numbers.py</w:t>
+            </w:r>
+          </w:p>
+        </w:tc>
+        <w:tc>
+          <w:tcPr>
+            <w:tcW w:type="dxa" w:w="2880"/>
+          </w:tcPr>
+          <w:p>
+            <w:r/>
+            <w:r>
+              <w:t xml:space="preserve">«проверено документов 10» (в отчёт добавлен </w:t>
+            </w:r>
+            <w:r>
+              <w:rPr>
+                <w:rFonts w:ascii="Consolas" w:hAnsi="Consolas"/>
+                <w:color w:val="224488"/>
+                <w:sz w:val="19"/>
+              </w:rPr>
+              <w:t>reports/EXTERNAL_TESTS.md</w:t>
+            </w:r>
+            <w:r>
+              <w:t>)</w:t>
+            </w:r>
+          </w:p>
+        </w:tc>
+      </w:tr>
+      <w:tr>
+        <w:tc>
+          <w:tcPr>
+            <w:tcW w:type="dxa" w:w="2880"/>
+          </w:tcPr>
+          <w:p>
+            <w:r/>
+            <w:r>
+              <w:t>CI проверяет контрольные числа на реальных данных</w:t>
+            </w:r>
+          </w:p>
+        </w:tc>
+        <w:tc>
+          <w:tcPr>
+            <w:tcW w:type="dxa" w:w="2880"/>
+          </w:tcPr>
+          <w:p>
+            <w:r/>
+            <w:r>
+              <w:t>job «Внешние размеченные наборы»</w:t>
+            </w:r>
+          </w:p>
+        </w:tc>
+        <w:tc>
+          <w:tcPr>
+            <w:tcW w:type="dxa" w:w="2880"/>
+          </w:tcPr>
+          <w:p>
+            <w:r/>
+            <w:r>
+              <w:t xml:space="preserve">скачивание + </w:t>
+            </w:r>
+            <w:r>
+              <w:rPr>
+                <w:rFonts w:ascii="Consolas" w:hAnsi="Consolas"/>
+                <w:color w:val="224488"/>
+                <w:sz w:val="19"/>
+              </w:rPr>
+              <w:t>--verify</w:t>
+            </w:r>
+            <w:r>
+              <w:t xml:space="preserve"> + оценка QA и RusHallu</w:t>
+            </w:r>
+          </w:p>
+        </w:tc>
+      </w:tr>
+    </w:tbl>
+    <w:p/>
+    <w:p>
+      <w:pPr>
+        <w:pStyle w:val="Heading3"/>
+      </w:pPr>
+      <w:r>
+        <w:t>Что осталось непроверенным</w:t>
+      </w:r>
+    </w:p>
+    <w:p>
+      <w:pPr>
+        <w:pStyle w:val="ListBullet"/>
+      </w:pPr>
+      <w:r>
+        <w:t xml:space="preserve">Режим </w:t>
+      </w:r>
+      <w:r>
+        <w:rPr>
+          <w:rFonts w:ascii="Consolas" w:hAnsi="Consolas"/>
+          <w:color w:val="224488"/>
+          <w:sz w:val="19"/>
+        </w:rPr>
+        <w:t>hf</w:t>
+      </w:r>
+      <w:r>
+        <w:t xml:space="preserve"> (веса языковой модели) на внешних наборах не запускался: нет GPU.</w:t>
+      </w:r>
+    </w:p>
+    <w:p>
+      <w:r>
+        <w:t xml:space="preserve">  Числа </w:t>
+      </w:r>
+      <w:r>
+        <w:rPr>
+          <w:rFonts w:ascii="Consolas" w:hAnsi="Consolas"/>
+          <w:color w:val="224488"/>
+          <w:sz w:val="19"/>
+        </w:rPr>
+        <w:t>hf</w:t>
+      </w:r>
+      <w:r>
+        <w:t xml:space="preserve"> отсутствуют; в отчёте это сказано словами.</w:t>
+      </w:r>
+    </w:p>
+    <w:p>
+      <w:pPr>
+        <w:pStyle w:val="ListBullet"/>
+      </w:pPr>
+      <w:r>
+        <w:t>Baseline из статей не извлечён: arXiv и PDF недоступны (</w:t>
+      </w:r>
+      <w:r>
+        <w:rPr>
+          <w:rFonts w:ascii="Consolas" w:hAnsi="Consolas"/>
+          <w:color w:val="224488"/>
+          <w:sz w:val="19"/>
+        </w:rPr>
+        <w:t>curl</w:t>
+      </w:r>
+      <w:r>
+        <w:t xml:space="preserve"> → код 000),</w:t>
+      </w:r>
+    </w:p>
+    <w:p>
+      <w:r>
+        <w:t xml:space="preserve">  поэтому в таблице стоит «не извлечено», а не похожие числа.</w:t>
+      </w:r>
+    </w:p>
+    <w:p>
+      <w:pPr>
+        <w:pStyle w:val="ListBullet"/>
+      </w:pPr>
+      <w:r>
+        <w:t>Русский трек (перевод RAGTruth QA) не делался: перенос меток требует ручной</w:t>
+      </w:r>
+    </w:p>
+    <w:p>
+      <w:r>
+        <w:t xml:space="preserve">  проверки перевода человеком, а без неё это был бы непроверенный набор.</w:t>
+      </w:r>
+    </w:p>
+    <w:p>
+      <w:pPr>
+        <w:pStyle w:val="ListBullet"/>
+      </w:pPr>
+      <w:r>
+        <w:t>Разметка LLM-наборов (HaluEval LLM Spans, lettucedetect) не подключалась: они</w:t>
+      </w:r>
+    </w:p>
+    <w:p>
+      <w:r>
+        <w:t xml:space="preserve">  помечены </w:t>
+      </w:r>
+      <w:r>
+        <w:rPr>
+          <w:rFonts w:ascii="Consolas" w:hAnsi="Consolas"/>
+          <w:color w:val="224488"/>
+          <w:sz w:val="19"/>
+        </w:rPr>
+        <w:t>llm</w:t>
+      </w:r>
+      <w:r>
+        <w:t>/</w:t>
+      </w:r>
+      <w:r>
+        <w:rPr>
+          <w:rFonts w:ascii="Consolas" w:hAnsi="Consolas"/>
+          <w:color w:val="224488"/>
+          <w:sz w:val="19"/>
+        </w:rPr>
+        <w:t>auto</w:t>
+      </w:r>
+      <w:r>
+        <w:t>, и в этой среде они не скачивались (HF недоступен).</w:t>
       </w:r>
     </w:p>
     <w:sectPr>
